--- a/source-multichoice/build/es-software-formatos-imagen-6.docx
+++ b/source-multichoice/build/es-software-formatos-imagen-6.docx
@@ -25,16 +25,6 @@
       <w:r>
         <w:t>a)</w:t>
         <w:tab/>
-        <w:t>Por vectores, que son instrucciones matemáticas.</w:t>
-      </w:r>
-    </w:p>
-    <w:p>
-      <w:pPr>
-        <w:pStyle w:val="Choice"/>
-      </w:pPr>
-      <w:r>
-        <w:t>b)</w:t>
-        <w:tab/>
         <w:t>Por capas y filtros.</w:t>
       </w:r>
     </w:p>
@@ -43,7 +33,7 @@
         <w:pStyle w:val="Choice"/>
       </w:pPr>
       <w:r>
-        <w:t>c)</w:t>
+        <w:t>b)</w:t>
         <w:tab/>
         <w:t>Por píxeles y colores.</w:t>
       </w:r>
@@ -53,9 +43,19 @@
         <w:pStyle w:val="Choice"/>
       </w:pPr>
       <w:r>
+        <w:t>c)</w:t>
+        <w:tab/>
+        <w:t>Por líneas y formas.</w:t>
+      </w:r>
+    </w:p>
+    <w:p>
+      <w:pPr>
+        <w:pStyle w:val="Choice"/>
+      </w:pPr>
+      <w:r>
         <w:t>d)</w:t>
         <w:tab/>
-        <w:t>Por líneas y formas.</w:t>
+        <w:t>Por vectores, que son instrucciones matemáticas.</w:t>
       </w:r>
     </w:p>
     <w:p>
@@ -93,7 +93,7 @@
       <w:r>
         <w:t>c)</w:t>
         <w:tab/>
-        <w:t>Aplicar filtros de color a las imágenes.</w:t>
+        <w:t>Escalar de manera infinita sin perder resolución o calidad.</w:t>
       </w:r>
     </w:p>
     <w:p>
@@ -103,7 +103,7 @@
       <w:r>
         <w:t>d)</w:t>
         <w:tab/>
-        <w:t>Escalar de manera infinita sin perder resolución o calidad.</w:t>
+        <w:t>Aplicar filtros de color a las imágenes.</w:t>
       </w:r>
     </w:p>
     <w:p>
@@ -131,7 +131,7 @@
       <w:r>
         <w:t>b)</w:t>
         <w:tab/>
-        <w:t>Standard Vector Graphics.</w:t>
+        <w:t>Scalable Vector Graphics.</w:t>
       </w:r>
     </w:p>
     <w:p>
@@ -141,7 +141,7 @@
       <w:r>
         <w:t>c)</w:t>
         <w:tab/>
-        <w:t>Scalable Vector Graphics.</w:t>
+        <w:t>Standard Vector Graphics.</w:t>
       </w:r>
     </w:p>
     <w:p>
@@ -169,7 +169,7 @@
       <w:r>
         <w:t>a)</w:t>
         <w:tab/>
-        <w:t>2005.</w:t>
+        <w:t>1999.</w:t>
       </w:r>
     </w:p>
     <w:p>
@@ -179,7 +179,7 @@
       <w:r>
         <w:t>b)</w:t>
         <w:tab/>
-        <w:t>1995.</w:t>
+        <w:t>2005.</w:t>
       </w:r>
     </w:p>
     <w:p>
@@ -199,7 +199,7 @@
       <w:r>
         <w:t>d)</w:t>
         <w:tab/>
-        <w:t>1999.</w:t>
+        <w:t>1995.</w:t>
       </w:r>
     </w:p>
     <w:p>
@@ -217,6 +217,16 @@
       <w:r>
         <w:t>a)</w:t>
         <w:tab/>
+        <w:t>Se pueden escalar de manera infinita sin perder resolución o calidad.</w:t>
+      </w:r>
+    </w:p>
+    <w:p>
+      <w:pPr>
+        <w:pStyle w:val="Choice"/>
+      </w:pPr>
+      <w:r>
+        <w:t>b)</w:t>
+        <w:tab/>
         <w:t>Son más adecuadas para fotografías.</w:t>
       </w:r>
     </w:p>
@@ -225,9 +235,9 @@
         <w:pStyle w:val="Choice"/>
       </w:pPr>
       <w:r>
-        <w:t>b)</w:t>
+        <w:t>c)</w:t>
         <w:tab/>
-        <w:t>Se pueden escalar de manera infinita sin perder resolución o calidad.</w:t>
+        <w:t>Ocupan menos espacio de almacenamiento.</w:t>
       </w:r>
     </w:p>
     <w:p>
@@ -235,19 +245,9 @@
         <w:pStyle w:val="Choice"/>
       </w:pPr>
       <w:r>
-        <w:t>c)</w:t>
+        <w:t>d)</w:t>
         <w:tab/>
         <w:t>Tienen mayor cantidad de colores que las imágenes raster.</w:t>
-      </w:r>
-    </w:p>
-    <w:p>
-      <w:pPr>
-        <w:pStyle w:val="Choice"/>
-      </w:pPr>
-      <w:r>
-        <w:t>d)</w:t>
-        <w:tab/>
-        <w:t>Ocupan menos espacio de almacenamiento.</w:t>
       </w:r>
     </w:p>
     <w:p>
@@ -275,7 +275,7 @@
       <w:r>
         <w:t>b)</w:t>
         <w:tab/>
-        <w:t>Para crear videos en línea.</w:t>
+        <w:t>Para distribuir fotografías profesionales en la web.</w:t>
       </w:r>
     </w:p>
     <w:p>
@@ -295,7 +295,7 @@
       <w:r>
         <w:t>d)</w:t>
         <w:tab/>
-        <w:t>Para distribuir fotografías profesionales en la web.</w:t>
+        <w:t>Para crear videos en línea.</w:t>
       </w:r>
     </w:p>
     <w:p>
@@ -323,7 +323,7 @@
       <w:r>
         <w:t>b)</w:t>
         <w:tab/>
-        <w:t>Con un programa de edición de imágenes rasterizadas.</w:t>
+        <w:t>Con herramientas de compresión de archivos.</w:t>
       </w:r>
     </w:p>
     <w:p>
@@ -343,7 +343,7 @@
       <w:r>
         <w:t>d)</w:t>
         <w:tab/>
-        <w:t>Con herramientas de compresión de archivos.</w:t>
+        <w:t>Con un programa de edición de imágenes rasterizadas.</w:t>
       </w:r>
     </w:p>
     <w:p>
@@ -371,7 +371,7 @@
       <w:r>
         <w:t>b)</w:t>
         <w:tab/>
-        <w:t>W3C (World Wide Web Consortium)</w:t>
+        <w:t>NATO (North Atlantic Treaty Organization)</w:t>
       </w:r>
     </w:p>
     <w:p>
@@ -391,7 +391,7 @@
       <w:r>
         <w:t>d)</w:t>
         <w:tab/>
-        <w:t>NATO (North Atlantic Treaty Organization)</w:t>
+        <w:t>W3C (World Wide Web Consortium)</w:t>
       </w:r>
     </w:p>
     <w:p>
@@ -409,6 +409,16 @@
       <w:r>
         <w:t>a)</w:t>
         <w:tab/>
+        <w:t>Portable Document Format</w:t>
+      </w:r>
+    </w:p>
+    <w:p>
+      <w:pPr>
+        <w:pStyle w:val="Choice"/>
+      </w:pPr>
+      <w:r>
+        <w:t>b)</w:t>
+        <w:tab/>
         <w:t>Print Document Finder</w:t>
       </w:r>
     </w:p>
@@ -417,9 +427,9 @@
         <w:pStyle w:val="Choice"/>
       </w:pPr>
       <w:r>
-        <w:t>b)</w:t>
+        <w:t>c)</w:t>
         <w:tab/>
-        <w:t>Portable Document Format</w:t>
+        <w:t>Program Data Framework</w:t>
       </w:r>
     </w:p>
     <w:p>
@@ -427,19 +437,9 @@
         <w:pStyle w:val="Choice"/>
       </w:pPr>
       <w:r>
-        <w:t>c)</w:t>
+        <w:t>d)</w:t>
         <w:tab/>
         <w:t>Personal Data File</w:t>
-      </w:r>
-    </w:p>
-    <w:p>
-      <w:pPr>
-        <w:pStyle w:val="Choice"/>
-      </w:pPr>
-      <w:r>
-        <w:t>d)</w:t>
-        <w:tab/>
-        <w:t>Program Data Framework</w:t>
       </w:r>
     </w:p>
     <w:p>
@@ -467,7 +467,7 @@
       <w:r>
         <w:t>b)</w:t>
         <w:tab/>
-        <w:t>Microsoft</w:t>
+        <w:t>Google</w:t>
       </w:r>
     </w:p>
     <w:p>
@@ -477,7 +477,7 @@
       <w:r>
         <w:t>c)</w:t>
         <w:tab/>
-        <w:t>Google</w:t>
+        <w:t>Microsoft</w:t>
       </w:r>
     </w:p>
     <w:p>
@@ -525,7 +525,7 @@
       <w:r>
         <w:t>c)</w:t>
         <w:tab/>
-        <w:t>Imágenes rasterizadas.</w:t>
+        <w:t>Archivos de video.</w:t>
       </w:r>
     </w:p>
     <w:p>
@@ -535,7 +535,7 @@
       <w:r>
         <w:t>d)</w:t>
         <w:tab/>
-        <w:t>Archivos de video.</w:t>
+        <w:t>Imágenes rasterizadas.</w:t>
       </w:r>
     </w:p>
     <w:p>
@@ -553,7 +553,7 @@
       <w:r>
         <w:t>a)</w:t>
         <w:tab/>
-        <w:t>Es un formato no estándar y de uso restringido a los que compren la licencia a la empresa Adobe.</w:t>
+        <w:t>Es un formato cerrado y exclusivo de Adobe.</w:t>
       </w:r>
     </w:p>
     <w:p>
@@ -563,7 +563,7 @@
       <w:r>
         <w:t>b)</w:t>
         <w:tab/>
-        <w:t>Es un formato estandarizado y abierto a que cualquiera lo utilice libremente.</w:t>
+        <w:t>Es un formato no estándar y de uso restringido a los que compren la licencia a la empresa Adobe.</w:t>
       </w:r>
     </w:p>
     <w:p>
@@ -583,7 +583,7 @@
       <w:r>
         <w:t>d)</w:t>
         <w:tab/>
-        <w:t>Es un formato cerrado y exclusivo de Adobe.</w:t>
+        <w:t>Es un formato estandarizado y abierto a que cualquiera lo utilice libremente.</w:t>
       </w:r>
     </w:p>
     <w:p>
@@ -601,16 +601,6 @@
       <w:r>
         <w:t>a)</w:t>
         <w:tab/>
-        <w:t>Solo hipervínculos y fotografías.</w:t>
-      </w:r>
-    </w:p>
-    <w:p>
-      <w:pPr>
-        <w:pStyle w:val="Choice"/>
-      </w:pPr>
-      <w:r>
-        <w:t>b)</w:t>
-        <w:tab/>
         <w:t>Solo texto y gráficas.</w:t>
       </w:r>
     </w:p>
@@ -619,7 +609,7 @@
         <w:pStyle w:val="Choice"/>
       </w:pPr>
       <w:r>
-        <w:t>c)</w:t>
+        <w:t>b)</w:t>
         <w:tab/>
         <w:t>Solo imágenes y texto.</w:t>
       </w:r>
@@ -629,13 +619,23 @@
         <w:pStyle w:val="Choice"/>
       </w:pPr>
       <w:r>
-        <w:t>d)</w:t>
+        <w:t>c)</w:t>
         <w:tab/>
         <w:t>Texto, hipervínculos, gráficas, dibujos, fotografías y vídeo.</w:t>
       </w:r>
     </w:p>
     <w:p>
       <w:pPr>
+        <w:pStyle w:val="Choice"/>
+      </w:pPr>
+      <w:r>
+        <w:t>d)</w:t>
+        <w:tab/>
+        <w:t>Solo hipervínculos y fotografías.</w:t>
+      </w:r>
+    </w:p>
+    <w:p>
+      <w:pPr>
         <w:pStyle w:val="ListNumber"/>
       </w:pPr>
       <w:r>
@@ -649,6 +649,16 @@
       <w:r>
         <w:t>a)</w:t>
         <w:tab/>
+        <w:t>Mantiene inalterada la composición de página y permite almacenar documentos a largo plazo.</w:t>
+      </w:r>
+    </w:p>
+    <w:p>
+      <w:pPr>
+        <w:pStyle w:val="Choice"/>
+      </w:pPr>
+      <w:r>
+        <w:t>b)</w:t>
+        <w:tab/>
         <w:t>Es exclusivo para dispositivos de Apple.</w:t>
       </w:r>
     </w:p>
@@ -657,9 +667,9 @@
         <w:pStyle w:val="Choice"/>
       </w:pPr>
       <w:r>
-        <w:t>b)</w:t>
+        <w:t>c)</w:t>
         <w:tab/>
-        <w:t>Ocupa poco espacio de almacenamiento.</w:t>
+        <w:t>Permite una fácil edición y modificación.</w:t>
       </w:r>
     </w:p>
     <w:p>
@@ -667,19 +677,9 @@
         <w:pStyle w:val="Choice"/>
       </w:pPr>
       <w:r>
-        <w:t>c)</w:t>
-        <w:tab/>
-        <w:t>Mantiene inalterada la composición de página y permite almacenar documentos a largo plazo.</w:t>
-      </w:r>
-    </w:p>
-    <w:p>
-      <w:pPr>
-        <w:pStyle w:val="Choice"/>
-      </w:pPr>
-      <w:r>
         <w:t>d)</w:t>
         <w:tab/>
-        <w:t>Permite una fácil edición y modificación.</w:t>
+        <w:t>Ocupa poco espacio de almacenamiento.</w:t>
       </w:r>
     </w:p>
     <w:p>
@@ -707,7 +707,7 @@
       <w:r>
         <w:t>b)</w:t>
         <w:tab/>
-        <w:t>No se puede editar en dispositivos móviles.</w:t>
+        <w:t>No se puede imprimir.</w:t>
       </w:r>
     </w:p>
     <w:p>
@@ -717,7 +717,7 @@
       <w:r>
         <w:t>c)</w:t>
         <w:tab/>
-        <w:t>No se puede imprimir.</w:t>
+        <w:t>No se puede editar en dispositivos móviles.</w:t>
       </w:r>
     </w:p>
     <w:p>
@@ -745,16 +745,6 @@
       <w:r>
         <w:t>a)</w:t>
         <w:tab/>
-        <w:t>Comprimirlo para ahorrar espacio.</w:t>
-      </w:r>
-    </w:p>
-    <w:p>
-      <w:pPr>
-        <w:pStyle w:val="Choice"/>
-      </w:pPr>
-      <w:r>
-        <w:t>b)</w:t>
-        <w:tab/>
         <w:t>Almacenar también el archivo fuente original.</w:t>
       </w:r>
     </w:p>
@@ -763,9 +753,19 @@
         <w:pStyle w:val="Choice"/>
       </w:pPr>
       <w:r>
+        <w:t>b)</w:t>
+        <w:tab/>
+        <w:t>Convertirlo a formato de imagen.</w:t>
+      </w:r>
+    </w:p>
+    <w:p>
+      <w:pPr>
+        <w:pStyle w:val="Choice"/>
+      </w:pPr>
+      <w:r>
         <w:t>c)</w:t>
         <w:tab/>
-        <w:t>Convertirlo a formato de imagen.</w:t>
+        <w:t>Comprimirlo para ahorrar espacio.</w:t>
       </w:r>
     </w:p>
     <w:p>
@@ -813,7 +813,7 @@
       <w:r>
         <w:t>c)</w:t>
         <w:tab/>
-        <w:t>Imágenes rasterizadas para imprimir en papel.</w:t>
+        <w:t>Conjuntos de símbolos y letras diseñados para su uso en computadoras.</w:t>
       </w:r>
     </w:p>
     <w:p>
@@ -823,7 +823,7 @@
       <w:r>
         <w:t>d)</w:t>
         <w:tab/>
-        <w:t>Conjuntos de símbolos y letras diseñados para su uso en computadoras.</w:t>
+        <w:t>Imágenes rasterizadas para imprimir en papel.</w:t>
       </w:r>
     </w:p>
     <w:p>
@@ -851,6 +851,16 @@
       <w:r>
         <w:t>b)</w:t>
         <w:tab/>
+        <w:t>Son fácilmente escalables, se pueden aumentar de tamaño sin perder calidad</w:t>
+      </w:r>
+    </w:p>
+    <w:p>
+      <w:pPr>
+        <w:pStyle w:val="Choice"/>
+      </w:pPr>
+      <w:r>
+        <w:t>c)</w:t>
+        <w:tab/>
         <w:t>Solo son escalables en dispositivos Apple.</w:t>
       </w:r>
     </w:p>
@@ -859,19 +869,9 @@
         <w:pStyle w:val="Choice"/>
       </w:pPr>
       <w:r>
-        <w:t>c)</w:t>
+        <w:t>d)</w:t>
         <w:tab/>
         <w:t>Son fácilmente escalables, pero pierden calidad al aumentar su tamaño.</w:t>
-      </w:r>
-    </w:p>
-    <w:p>
-      <w:pPr>
-        <w:pStyle w:val="Choice"/>
-      </w:pPr>
-      <w:r>
-        <w:t>d)</w:t>
-        <w:tab/>
-        <w:t>Son fácilmente escalables, se pueden aumentar de tamaño sin perder calidad</w:t>
       </w:r>
     </w:p>
     <w:p>
@@ -909,7 +909,7 @@
       <w:r>
         <w:t>c)</w:t>
         <w:tab/>
-        <w:t>GIF</w:t>
+        <w:t>OpenType Font (OTF)</w:t>
       </w:r>
     </w:p>
     <w:p>
@@ -919,7 +919,7 @@
       <w:r>
         <w:t>d)</w:t>
         <w:tab/>
-        <w:t>OpenType Font (OTF)</w:t>
+        <w:t>GIF</w:t>
       </w:r>
     </w:p>
     <w:p>
@@ -957,7 +957,7 @@
       <w:r>
         <w:t>c)</w:t>
         <w:tab/>
-        <w:t>Google y IBM</w:t>
+        <w:t>Microsoft y Adobe</w:t>
       </w:r>
     </w:p>
     <w:p>
@@ -967,7 +967,7 @@
       <w:r>
         <w:t>d)</w:t>
         <w:tab/>
-        <w:t>Microsoft y Adobe</w:t>
+        <w:t>Google y IBM</w:t>
       </w:r>
     </w:p>
     <w:p>
@@ -985,6 +985,26 @@
       <w:r>
         <w:t>a)</w:t>
         <w:tab/>
+        <w:t>En la década de 1970</w:t>
+      </w:r>
+    </w:p>
+    <w:p>
+      <w:pPr>
+        <w:pStyle w:val="Choice"/>
+      </w:pPr>
+      <w:r>
+        <w:t>b)</w:t>
+        <w:tab/>
+        <w:t>En la década de 2000</w:t>
+      </w:r>
+    </w:p>
+    <w:p>
+      <w:pPr>
+        <w:pStyle w:val="Choice"/>
+      </w:pPr>
+      <w:r>
+        <w:t>c)</w:t>
+        <w:tab/>
         <w:t>A finales de la década de 1980</w:t>
       </w:r>
     </w:p>
@@ -993,29 +1013,9 @@
         <w:pStyle w:val="Choice"/>
       </w:pPr>
       <w:r>
-        <w:t>b)</w:t>
+        <w:t>d)</w:t>
         <w:tab/>
         <w:t>A principios de la década de 1990</w:t>
-      </w:r>
-    </w:p>
-    <w:p>
-      <w:pPr>
-        <w:pStyle w:val="Choice"/>
-      </w:pPr>
-      <w:r>
-        <w:t>c)</w:t>
-        <w:tab/>
-        <w:t>En la década de 1970</w:t>
-      </w:r>
-    </w:p>
-    <w:p>
-      <w:pPr>
-        <w:pStyle w:val="Choice"/>
-      </w:pPr>
-      <w:r>
-        <w:t>d)</w:t>
-        <w:tab/>
-        <w:t>En la década de 2000</w:t>
       </w:r>
     </w:p>
     <w:p>
@@ -1053,7 +1053,7 @@
       <w:r>
         <w:t>c)</w:t>
         <w:tab/>
-        <w:t>Lenguaje desarrollado por Adobe para la impresión con impresoras de alta calidad.</w:t>
+        <w:t>Formato para la creación de gráficos en 3D.</w:t>
       </w:r>
     </w:p>
     <w:p>
@@ -1063,7 +1063,7 @@
       <w:r>
         <w:t>d)</w:t>
         <w:tab/>
-        <w:t>Formato para la creación de gráficos en 3D.</w:t>
+        <w:t>Lenguaje desarrollado por Adobe para la impresión con impresoras de alta calidad.</w:t>
       </w:r>
     </w:p>
     <w:p>
@@ -1081,16 +1081,6 @@
       <w:r>
         <w:t>a)</w:t>
         <w:tab/>
-        <w:t>Es incompatible con sistemas operativos modernos.</w:t>
-      </w:r>
-    </w:p>
-    <w:p>
-      <w:pPr>
-        <w:pStyle w:val="Choice"/>
-      </w:pPr>
-      <w:r>
-        <w:t>b)</w:t>
-        <w:tab/>
         <w:t>Es exclusivo para impresoras de baja calidad.</w:t>
       </w:r>
     </w:p>
@@ -1099,7 +1089,7 @@
         <w:pStyle w:val="Choice"/>
       </w:pPr>
       <w:r>
-        <w:t>c)</w:t>
+        <w:t>b)</w:t>
         <w:tab/>
         <w:t>Se utiliza solo en dispositivos Windows.</w:t>
       </w:r>
@@ -1109,9 +1099,19 @@
         <w:pStyle w:val="Choice"/>
       </w:pPr>
       <w:r>
+        <w:t>c)</w:t>
+        <w:tab/>
+        <w:t>Permite definir tipos de letra y tiene muchas más aplicaciones.</w:t>
+      </w:r>
+    </w:p>
+    <w:p>
+      <w:pPr>
+        <w:pStyle w:val="Choice"/>
+      </w:pPr>
+      <w:r>
         <w:t>d)</w:t>
         <w:tab/>
-        <w:t>Permite definir tipos de letra y tiene muchas más aplicaciones.</w:t>
+        <w:t>Es incompatible con sistemas operativos modernos.</w:t>
       </w:r>
     </w:p>
     <w:p>
@@ -1139,7 +1139,7 @@
       <w:r>
         <w:t>b)</w:t>
         <w:tab/>
-        <w:t>En la década de 1970.</w:t>
+        <w:t>En la década de 1980.</w:t>
       </w:r>
     </w:p>
     <w:p>
@@ -1149,7 +1149,7 @@
       <w:r>
         <w:t>c)</w:t>
         <w:tab/>
-        <w:t>En la década de 1980.</w:t>
+        <w:t>En la década de 1970.</w:t>
       </w:r>
     </w:p>
     <w:p>
@@ -1187,7 +1187,7 @@
       <w:r>
         <w:t>b)</w:t>
         <w:tab/>
-        <w:t>Microsoft y Adobe.</w:t>
+        <w:t>Apple y Google.</w:t>
       </w:r>
     </w:p>
     <w:p>
@@ -1197,7 +1197,7 @@
       <w:r>
         <w:t>c)</w:t>
         <w:tab/>
-        <w:t>Apple y Google.</w:t>
+        <w:t>Microsoft y Adobe.</w:t>
       </w:r>
     </w:p>
     <w:p>
@@ -1225,6 +1225,16 @@
       <w:r>
         <w:t>a)</w:t>
         <w:tab/>
+        <w:t>Estándar abierto (Open Font Format), disponible de manera pública y gratuita.</w:t>
+      </w:r>
+    </w:p>
+    <w:p>
+      <w:pPr>
+        <w:pStyle w:val="Choice"/>
+      </w:pPr>
+      <w:r>
+        <w:t>b)</w:t>
+        <w:tab/>
         <w:t>Solo disponible para dispositivos Apple.</w:t>
       </w:r>
     </w:p>
@@ -1233,9 +1243,9 @@
         <w:pStyle w:val="Choice"/>
       </w:pPr>
       <w:r>
-        <w:t>b)</w:t>
+        <w:t>c)</w:t>
         <w:tab/>
-        <w:t>Estándar abierto (Open Font Format), disponible de manera pública y gratuita.</w:t>
+        <w:t>En desuso y sin soporte.</w:t>
       </w:r>
     </w:p>
     <w:p>
@@ -1243,23 +1253,13 @@
         <w:pStyle w:val="Choice"/>
       </w:pPr>
       <w:r>
-        <w:t>c)</w:t>
+        <w:t>d)</w:t>
         <w:tab/>
         <w:t>Formato cerrado y exclusivo de las empresas que lo crearon y de sus clientes.</w:t>
       </w:r>
     </w:p>
     <w:p>
       <w:pPr>
-        <w:pStyle w:val="Choice"/>
-      </w:pPr>
-      <w:r>
-        <w:t>d)</w:t>
-        <w:tab/>
-        <w:t>En desuso y sin soporte.</w:t>
-      </w:r>
-    </w:p>
-    <w:p>
-      <w:pPr>
         <w:pStyle w:val="ListNumber"/>
       </w:pPr>
       <w:r>
@@ -1273,16 +1273,6 @@
       <w:r>
         <w:t>a)</w:t>
         <w:tab/>
-        <w:t>OpenType Font</w:t>
-      </w:r>
-    </w:p>
-    <w:p>
-      <w:pPr>
-        <w:pStyle w:val="Choice"/>
-      </w:pPr>
-      <w:r>
-        <w:t>b)</w:t>
-        <w:tab/>
         <w:t>Original Text Format</w:t>
       </w:r>
     </w:p>
@@ -1291,7 +1281,7 @@
         <w:pStyle w:val="Choice"/>
       </w:pPr>
       <w:r>
-        <w:t>c)</w:t>
+        <w:t>b)</w:t>
         <w:tab/>
         <w:t>Online Typeface</w:t>
       </w:r>
@@ -1301,9 +1291,19 @@
         <w:pStyle w:val="Choice"/>
       </w:pPr>
       <w:r>
+        <w:t>c)</w:t>
+        <w:tab/>
+        <w:t>Open Text File</w:t>
+      </w:r>
+    </w:p>
+    <w:p>
+      <w:pPr>
+        <w:pStyle w:val="Choice"/>
+      </w:pPr>
+      <w:r>
         <w:t>d)</w:t>
         <w:tab/>
-        <w:t>Open Text File</w:t>
+        <w:t>OpenType Font</w:t>
       </w:r>
     </w:p>
     <w:p>
@@ -1331,7 +1331,7 @@
       <w:r>
         <w:t>b)</w:t>
         <w:tab/>
-        <w:t>TrueType.</w:t>
+        <w:t>TeX y LaTeX.</w:t>
       </w:r>
     </w:p>
     <w:p>
@@ -1341,7 +1341,7 @@
       <w:r>
         <w:t>c)</w:t>
         <w:tab/>
-        <w:t>TeX y LaTeX.</w:t>
+        <w:t>TrueType.</w:t>
       </w:r>
     </w:p>
     <w:p>
@@ -1369,7 +1369,7 @@
       <w:r>
         <w:t>a)</w:t>
         <w:tab/>
-        <w:t>Donald E. Knuth.</w:t>
+        <w:t>Steve Jobs.</w:t>
       </w:r>
     </w:p>
     <w:p>
@@ -1379,7 +1379,7 @@
       <w:r>
         <w:t>b)</w:t>
         <w:tab/>
-        <w:t>Steve Jobs.</w:t>
+        <w:t>Tim Berners-Lee.</w:t>
       </w:r>
     </w:p>
     <w:p>
@@ -1399,7 +1399,7 @@
       <w:r>
         <w:t>d)</w:t>
         <w:tab/>
-        <w:t>Tim Berners-Lee.</w:t>
+        <w:t>Donald E. Knuth.</w:t>
       </w:r>
     </w:p>
     <w:p>
@@ -1417,16 +1417,6 @@
       <w:r>
         <w:t>a)</w:t>
         <w:tab/>
-        <w:t>El sistema PostScript.</w:t>
-      </w:r>
-    </w:p>
-    <w:p>
-      <w:pPr>
-        <w:pStyle w:val="Choice"/>
-      </w:pPr>
-      <w:r>
-        <w:t>b)</w:t>
-        <w:tab/>
         <w:t>El estándar OpenType (OTF).</w:t>
       </w:r>
     </w:p>
@@ -1435,9 +1425,19 @@
         <w:pStyle w:val="Choice"/>
       </w:pPr>
       <w:r>
+        <w:t>b)</w:t>
+        <w:tab/>
+        <w:t>El formato TrueType.</w:t>
+      </w:r>
+    </w:p>
+    <w:p>
+      <w:pPr>
+        <w:pStyle w:val="Choice"/>
+      </w:pPr>
+      <w:r>
         <w:t>c)</w:t>
         <w:tab/>
-        <w:t>El formato TrueType.</w:t>
+        <w:t>El sistema PostScript.</w:t>
       </w:r>
     </w:p>
     <w:p>
@@ -1485,7 +1485,7 @@
       <w:r>
         <w:t>c)</w:t>
         <w:tab/>
-        <w:t>Software libre, cualquiera puede utilizarlo sin pagar licencia.</w:t>
+        <w:t>Requiere una licencia costosa para su uso.</w:t>
       </w:r>
     </w:p>
     <w:p>
@@ -1495,7 +1495,7 @@
       <w:r>
         <w:t>d)</w:t>
         <w:tab/>
-        <w:t>Requiere una licencia costosa para su uso.</w:t>
+        <w:t>Software libre, cualquiera puede utilizarlo sin pagar licencia.</w:t>
       </w:r>
     </w:p>
     <w:sectPr>
